--- a/reports/MLOps_Assignment_01_Final_Report.docx
+++ b/reports/MLOps_Assignment_01_Final_Report.docx
@@ -3399,6 +3399,290 @@
     </w:p>
     <w:p>
       <w:pPr>
+        <w:pStyle w:val="Heading2"/>
+        <w:spacing w:after="120" w:before="300"/>
+      </w:pPr>
+      <w:r>
+        <w:rPr>
+          <w:rFonts w:ascii="Calibri" w:cs="Calibri" w:eastAsia="Calibri" w:hAnsi="Calibri"/>
+          <w:b/>
+          <w:bCs/>
+          <w:color w:val="1a1a2e"/>
+        </w:rPr>
+        <w:t xml:space="preserve">8.2 Helm Chart</w:t>
+      </w:r>
+    </w:p>
+    <w:p>
+      <w:pPr>
+        <w:spacing w:after="120" w:line="276"/>
+      </w:pPr>
+      <w:r>
+        <w:rPr>
+          <w:rFonts w:ascii="Calibri" w:cs="Calibri" w:eastAsia="Calibri" w:hAnsi="Calibri"/>
+          <w:color w:val="333333"/>
+          <w:sz w:val="22"/>
+          <w:szCs w:val="22"/>
+        </w:rPr>
+        <w:t xml:space="preserve">In addition to raw manifests, a Helm chart is provided at deployment/helm/heart-api/ for templated, configurable deployments. The chart packages all four Kubernetes resources (Deployment, Service, HPA, Ingress) with a single values.yaml that parameterises image, replicas, resources, autoscaling thresholds, probe paths, and Prometheus annotations.</w:t>
+      </w:r>
+    </w:p>
+    <w:p>
+      <w:pPr>
+        <w:spacing w:after="100" w:line="276"/>
+      </w:pPr>
+      <w:r>
+        <w:rPr>
+          <w:rFonts w:ascii="Calibri" w:cs="Calibri" w:eastAsia="Calibri" w:hAnsi="Calibri"/>
+          <w:b/>
+          <w:bCs/>
+          <w:sz w:val="22"/>
+          <w:szCs w:val="22"/>
+        </w:rPr>
+        <w:t xml:space="preserve">Chart structure:</w:t>
+      </w:r>
+      <w:r>
+        <w:rPr>
+          <w:rFonts w:ascii="Calibri" w:cs="Calibri" w:eastAsia="Calibri" w:hAnsi="Calibri"/>
+          <w:color w:val="333333"/>
+          <w:sz w:val="22"/>
+          <w:szCs w:val="22"/>
+        </w:rPr>
+        <w:t xml:space="preserve"/>
+      </w:r>
+    </w:p>
+    <w:p>
+      <w:pPr>
+        <w:spacing w:after="80"/>
+      </w:pPr>
+      <w:r>
+        <w:rPr>
+          <w:rFonts w:ascii="Consolas" w:cs="Consolas" w:eastAsia="Consolas" w:hAnsi="Consolas"/>
+          <w:color w:val="2d2d2d"/>
+          <w:sz w:val="18"/>
+          <w:szCs w:val="18"/>
+        </w:rPr>
+        <w:t xml:space="preserve">deployment/helm/heart-api/</w:t>
+      </w:r>
+    </w:p>
+    <w:p>
+      <w:pPr>
+        <w:spacing w:after="80"/>
+      </w:pPr>
+      <w:r>
+        <w:rPr>
+          <w:rFonts w:ascii="Consolas" w:cs="Consolas" w:eastAsia="Consolas" w:hAnsi="Consolas"/>
+          <w:color w:val="2d2d2d"/>
+          <w:sz w:val="18"/>
+          <w:szCs w:val="18"/>
+        </w:rPr>
+        <w:t xml:space="preserve">├── Chart.yaml              # Chart metadata (v1.0.0)</w:t>
+      </w:r>
+    </w:p>
+    <w:p>
+      <w:pPr>
+        <w:spacing w:after="80"/>
+      </w:pPr>
+      <w:r>
+        <w:rPr>
+          <w:rFonts w:ascii="Consolas" w:cs="Consolas" w:eastAsia="Consolas" w:hAnsi="Consolas"/>
+          <w:color w:val="2d2d2d"/>
+          <w:sz w:val="18"/>
+          <w:szCs w:val="18"/>
+        </w:rPr>
+        <w:t xml:space="preserve">├── values.yaml             # Default configuration values</w:t>
+      </w:r>
+    </w:p>
+    <w:p>
+      <w:pPr>
+        <w:spacing w:after="80"/>
+      </w:pPr>
+      <w:r>
+        <w:rPr>
+          <w:rFonts w:ascii="Consolas" w:cs="Consolas" w:eastAsia="Consolas" w:hAnsi="Consolas"/>
+          <w:color w:val="2d2d2d"/>
+          <w:sz w:val="18"/>
+          <w:szCs w:val="18"/>
+        </w:rPr>
+        <w:t xml:space="preserve">└── templates/</w:t>
+      </w:r>
+    </w:p>
+    <w:p>
+      <w:pPr>
+        <w:spacing w:after="80"/>
+      </w:pPr>
+      <w:r>
+        <w:rPr>
+          <w:rFonts w:ascii="Consolas" w:cs="Consolas" w:eastAsia="Consolas" w:hAnsi="Consolas"/>
+          <w:color w:val="2d2d2d"/>
+          <w:sz w:val="18"/>
+          <w:szCs w:val="18"/>
+        </w:rPr>
+        <w:t xml:space="preserve">    ├── _helpers.tpl        # Common label definitions</w:t>
+      </w:r>
+    </w:p>
+    <w:p>
+      <w:pPr>
+        <w:spacing w:after="80"/>
+      </w:pPr>
+      <w:r>
+        <w:rPr>
+          <w:rFonts w:ascii="Consolas" w:cs="Consolas" w:eastAsia="Consolas" w:hAnsi="Consolas"/>
+          <w:color w:val="2d2d2d"/>
+          <w:sz w:val="18"/>
+          <w:szCs w:val="18"/>
+        </w:rPr>
+        <w:t xml:space="preserve">    ├── deployment.yaml     # Templated Deployment</w:t>
+      </w:r>
+    </w:p>
+    <w:p>
+      <w:pPr>
+        <w:spacing w:after="80"/>
+      </w:pPr>
+      <w:r>
+        <w:rPr>
+          <w:rFonts w:ascii="Consolas" w:cs="Consolas" w:eastAsia="Consolas" w:hAnsi="Consolas"/>
+          <w:color w:val="2d2d2d"/>
+          <w:sz w:val="18"/>
+          <w:szCs w:val="18"/>
+        </w:rPr>
+        <w:t xml:space="preserve">    ├── service.yaml        # Templated Service</w:t>
+      </w:r>
+    </w:p>
+    <w:p>
+      <w:pPr>
+        <w:spacing w:after="80"/>
+      </w:pPr>
+      <w:r>
+        <w:rPr>
+          <w:rFonts w:ascii="Consolas" w:cs="Consolas" w:eastAsia="Consolas" w:hAnsi="Consolas"/>
+          <w:color w:val="2d2d2d"/>
+          <w:sz w:val="18"/>
+          <w:szCs w:val="18"/>
+        </w:rPr>
+        <w:t xml:space="preserve">    ├── hpa.yaml            # Conditional HPA (autoscaling.enabled)</w:t>
+      </w:r>
+    </w:p>
+    <w:p>
+      <w:pPr>
+        <w:spacing w:after="80"/>
+      </w:pPr>
+      <w:r>
+        <w:rPr>
+          <w:rFonts w:ascii="Consolas" w:cs="Consolas" w:eastAsia="Consolas" w:hAnsi="Consolas"/>
+          <w:color w:val="2d2d2d"/>
+          <w:sz w:val="18"/>
+          <w:szCs w:val="18"/>
+        </w:rPr>
+        <w:t xml:space="preserve">    └── ingress.yaml        # Conditional Ingress (ingress.enabled)</w:t>
+      </w:r>
+    </w:p>
+    <w:p>
+      <w:pPr>
+        <w:spacing w:after="100" w:line="276"/>
+      </w:pPr>
+      <w:r>
+        <w:rPr>
+          <w:rFonts w:ascii="Calibri" w:cs="Calibri" w:eastAsia="Calibri" w:hAnsi="Calibri"/>
+          <w:b/>
+          <w:bCs/>
+          <w:sz w:val="22"/>
+          <w:szCs w:val="22"/>
+        </w:rPr>
+        <w:t xml:space="preserve">Key values.yaml defaults: </w:t>
+      </w:r>
+      <w:r>
+        <w:rPr>
+          <w:rFonts w:ascii="Calibri" w:cs="Calibri" w:eastAsia="Calibri" w:hAnsi="Calibri"/>
+          <w:color w:val="333333"/>
+          <w:sz w:val="22"/>
+          <w:szCs w:val="22"/>
+        </w:rPr>
+        <w:t xml:space="preserve">replicaCount=2, service.type=LoadBalancer, autoscaling min=2 max=5 at 70% CPU, ingress host=heart-api.local, Prometheus scrape enabled.</w:t>
+      </w:r>
+    </w:p>
+    <w:p>
+      <w:pPr>
+        <w:spacing w:after="100" w:line="276"/>
+      </w:pPr>
+      <w:r>
+        <w:rPr>
+          <w:rFonts w:ascii="Calibri" w:cs="Calibri" w:eastAsia="Calibri" w:hAnsi="Calibri"/>
+          <w:b/>
+          <w:bCs/>
+          <w:sz w:val="22"/>
+          <w:szCs w:val="22"/>
+        </w:rPr>
+        <w:t xml:space="preserve">Deploy with Helm:</w:t>
+      </w:r>
+      <w:r>
+        <w:rPr>
+          <w:rFonts w:ascii="Calibri" w:cs="Calibri" w:eastAsia="Calibri" w:hAnsi="Calibri"/>
+          <w:color w:val="333333"/>
+          <w:sz w:val="22"/>
+          <w:szCs w:val="22"/>
+        </w:rPr>
+        <w:t xml:space="preserve"/>
+      </w:r>
+    </w:p>
+    <w:p>
+      <w:pPr>
+        <w:spacing w:after="80"/>
+      </w:pPr>
+      <w:r>
+        <w:rPr>
+          <w:rFonts w:ascii="Consolas" w:cs="Consolas" w:eastAsia="Consolas" w:hAnsi="Consolas"/>
+          <w:color w:val="2d2d2d"/>
+          <w:sz w:val="18"/>
+          <w:szCs w:val="18"/>
+        </w:rPr>
+        <w:t xml:space="preserve">helm install heart-api deployment/helm/heart-api/</w:t>
+      </w:r>
+    </w:p>
+    <w:p>
+      <w:pPr>
+        <w:spacing w:after="80"/>
+      </w:pPr>
+      <w:r>
+        <w:rPr>
+          <w:rFonts w:ascii="Consolas" w:cs="Consolas" w:eastAsia="Consolas" w:hAnsi="Consolas"/>
+          <w:color w:val="2d2d2d"/>
+          <w:sz w:val="18"/>
+          <w:szCs w:val="18"/>
+        </w:rPr>
+        <w:t xml:space="preserve">helm install heart-api deployment/helm/heart-api/ --set image.tag=v2.0</w:t>
+      </w:r>
+    </w:p>
+    <w:p>
+      <w:pPr>
+        <w:spacing w:after="120" w:line="276"/>
+      </w:pPr>
+      <w:r>
+        <w:rPr>
+          <w:rFonts w:ascii="Calibri" w:cs="Calibri" w:eastAsia="Calibri" w:hAnsi="Calibri"/>
+          <w:color w:val="333333"/>
+          <w:sz w:val="22"/>
+          <w:szCs w:val="22"/>
+        </w:rPr>
+        <w:t xml:space="preserve">The Helm chart provides the same deployment as the raw manifests but adds configurability — teams can override any value at install time without editing YAML files, making it suitable for multi-environment deployments (dev, staging, production).</w:t>
+      </w:r>
+    </w:p>
+    <w:p>
+      <w:pPr>
+        <w:pStyle w:val="Heading2"/>
+        <w:spacing w:after="120" w:before="300"/>
+      </w:pPr>
+      <w:r>
+        <w:rPr>
+          <w:rFonts w:ascii="Calibri" w:cs="Calibri" w:eastAsia="Calibri" w:hAnsi="Calibri"/>
+          <w:b/>
+          <w:bCs/>
+          <w:color w:val="1a1a2e"/>
+        </w:rPr>
+        <w:t xml:space="preserve">8.3 CI Validation</w:t>
+      </w:r>
+    </w:p>
+    <w:p>
+      <w:pPr>
         <w:spacing w:after="120" w:line="276"/>
       </w:pPr>
       <w:r>
@@ -4063,7 +4347,7 @@
           <w:sz w:val="22"/>
           <w:szCs w:val="22"/>
         </w:rPr>
-        <w:t xml:space="preserve">Kubernetes:</w:t>
+        <w:t xml:space="preserve">Kubernetes (raw manifests):</w:t>
       </w:r>
       <w:r>
         <w:rPr>
@@ -4143,7 +4427,7 @@
           <w:sz w:val="22"/>
           <w:szCs w:val="22"/>
         </w:rPr>
-        <w:t xml:space="preserve">Monitoring:</w:t>
+        <w:t xml:space="preserve">Kubernetes (Helm chart):</w:t>
       </w:r>
       <w:r>
         <w:rPr>
@@ -4166,6 +4450,44 @@
           <w:sz w:val="18"/>
           <w:szCs w:val="18"/>
         </w:rPr>
+        <w:t xml:space="preserve">helm install heart-api deployment/helm/heart-api/</w:t>
+      </w:r>
+    </w:p>
+    <w:p>
+      <w:pPr>
+        <w:spacing w:after="100" w:line="276"/>
+      </w:pPr>
+      <w:r>
+        <w:rPr>
+          <w:rFonts w:ascii="Calibri" w:cs="Calibri" w:eastAsia="Calibri" w:hAnsi="Calibri"/>
+          <w:b/>
+          <w:bCs/>
+          <w:sz w:val="22"/>
+          <w:szCs w:val="22"/>
+        </w:rPr>
+        <w:t xml:space="preserve">Monitoring:</w:t>
+      </w:r>
+      <w:r>
+        <w:rPr>
+          <w:rFonts w:ascii="Calibri" w:cs="Calibri" w:eastAsia="Calibri" w:hAnsi="Calibri"/>
+          <w:color w:val="333333"/>
+          <w:sz w:val="22"/>
+          <w:szCs w:val="22"/>
+        </w:rPr>
+        <w:t xml:space="preserve"/>
+      </w:r>
+    </w:p>
+    <w:p>
+      <w:pPr>
+        <w:spacing w:after="80"/>
+      </w:pPr>
+      <w:r>
+        <w:rPr>
+          <w:rFonts w:ascii="Consolas" w:cs="Consolas" w:eastAsia="Consolas" w:hAnsi="Consolas"/>
+          <w:color w:val="2d2d2d"/>
+          <w:sz w:val="18"/>
+          <w:szCs w:val="18"/>
+        </w:rPr>
         <w:t xml:space="preserve">docker compose -f monitoring/docker-compose.monitoring.yml up --build</w:t>
       </w:r>
     </w:p>
@@ -4307,7 +4629,7 @@
           <w:sz w:val="16"/>
           <w:szCs w:val="16"/>
         </w:rPr>
-        <w:t xml:space="preserve">├── deployment/                             # K8s manifests</w:t>
+        <w:t xml:space="preserve">├── deployment/                             # K8s manifests &amp; Helm chart</w:t>
       </w:r>
     </w:p>
     <w:p>
@@ -4363,7 +4685,63 @@
           <w:sz w:val="16"/>
           <w:szCs w:val="16"/>
         </w:rPr>
-        <w:t xml:space="preserve">│   └── ingress.yaml                        #   nginx Ingress</w:t>
+        <w:t xml:space="preserve">│   ├── ingress.yaml                        #   nginx Ingress</w:t>
+      </w:r>
+    </w:p>
+    <w:p>
+      <w:pPr>
+        <w:spacing w:after="20"/>
+      </w:pPr>
+      <w:r>
+        <w:rPr>
+          <w:rFonts w:ascii="Consolas" w:cs="Consolas" w:eastAsia="Consolas" w:hAnsi="Consolas"/>
+          <w:color w:val="2d2d2d"/>
+          <w:sz w:val="16"/>
+          <w:szCs w:val="16"/>
+        </w:rPr>
+        <w:t xml:space="preserve">│   └── helm/heart-api/                     #   Helm chart</w:t>
+      </w:r>
+    </w:p>
+    <w:p>
+      <w:pPr>
+        <w:spacing w:after="20"/>
+      </w:pPr>
+      <w:r>
+        <w:rPr>
+          <w:rFonts w:ascii="Consolas" w:cs="Consolas" w:eastAsia="Consolas" w:hAnsi="Consolas"/>
+          <w:color w:val="2d2d2d"/>
+          <w:sz w:val="16"/>
+          <w:szCs w:val="16"/>
+        </w:rPr>
+        <w:t xml:space="preserve">│       ├── Chart.yaml                      #     Chart metadata</w:t>
+      </w:r>
+    </w:p>
+    <w:p>
+      <w:pPr>
+        <w:spacing w:after="20"/>
+      </w:pPr>
+      <w:r>
+        <w:rPr>
+          <w:rFonts w:ascii="Consolas" w:cs="Consolas" w:eastAsia="Consolas" w:hAnsi="Consolas"/>
+          <w:color w:val="2d2d2d"/>
+          <w:sz w:val="16"/>
+          <w:szCs w:val="16"/>
+        </w:rPr>
+        <w:t xml:space="preserve">│       ├── values.yaml                     #     Default values</w:t>
+      </w:r>
+    </w:p>
+    <w:p>
+      <w:pPr>
+        <w:spacing w:after="20"/>
+      </w:pPr>
+      <w:r>
+        <w:rPr>
+          <w:rFonts w:ascii="Consolas" w:cs="Consolas" w:eastAsia="Consolas" w:hAnsi="Consolas"/>
+          <w:color w:val="2d2d2d"/>
+          <w:sz w:val="16"/>
+          <w:szCs w:val="16"/>
+        </w:rPr>
+        <w:t xml:space="preserve">│       └── templates/                      #     Templated manifests</w:t>
       </w:r>
     </w:p>
     <w:p>

--- a/reports/MLOps_Assignment_01_Final_Report.docx
+++ b/reports/MLOps_Assignment_01_Final_Report.docx
@@ -408,7 +408,35 @@
           <w:sz w:val="22"/>
           <w:szCs w:val="22"/>
         </w:rPr>
-        <w:t xml:space="preserve">12. Conclusion</w:t>
+        <w:t xml:space="preserve">13. Pipeline Demo Video</w:t>
+      </w:r>
+    </w:p>
+    <w:p>
+      <w:pPr>
+        <w:spacing w:after="120" w:line="276"/>
+      </w:pPr>
+      <w:r>
+        <w:rPr>
+          <w:rFonts w:ascii="Calibri" w:cs="Calibri" w:eastAsia="Calibri" w:hAnsi="Calibri"/>
+          <w:color w:val="1a56db"/>
+          <w:sz w:val="22"/>
+          <w:szCs w:val="22"/>
+        </w:rPr>
+        <w:t xml:space="preserve">14. Live Public API Deployment</w:t>
+      </w:r>
+    </w:p>
+    <w:p>
+      <w:pPr>
+        <w:spacing w:after="120" w:line="276"/>
+      </w:pPr>
+      <w:r>
+        <w:rPr>
+          <w:rFonts w:ascii="Calibri" w:cs="Calibri" w:eastAsia="Calibri" w:hAnsi="Calibri"/>
+          <w:color w:val="1a56db"/>
+          <w:sz w:val="22"/>
+          <w:szCs w:val="22"/>
+        </w:rPr>
+        <w:t xml:space="preserve">15. Conclusion</w:t>
       </w:r>
     </w:p>
     <w:p>
@@ -5069,7 +5097,182 @@
           <w:bCs/>
           <w:color w:val="1a56db"/>
         </w:rPr>
-        <w:t xml:space="preserve">13. Conclusion</w:t>
+        <w:t xml:space="preserve">13. Pipeline Demo Video</w:t>
+      </w:r>
+    </w:p>
+    <w:p>
+      <w:pPr>
+        <w:spacing w:after="120" w:line="276"/>
+      </w:pPr>
+      <w:r>
+        <w:rPr>
+          <w:rFonts w:ascii="Calibri" w:cs="Calibri" w:eastAsia="Calibri" w:hAnsi="Calibri"/>
+          <w:sz w:val="22"/>
+          <w:szCs w:val="22"/>
+        </w:rPr>
+        <w:t xml:space="preserve">A 2-minute terminal-style screen recording demonstrates the complete pipeline execution across 12 stages: project structure, data acquisition, EDA, model training with GridSearchCV, MLflow experiment tracking, pytest (29 tests), Docker multi-stage build, API endpoint testing, Kubernetes deployment with Helm, Prometheus monitoring, live Render deployment, and GitHub Actions CI/CD (5-stage pipeline passing).</w:t>
+      </w:r>
+    </w:p>
+    <w:p>
+      <w:pPr>
+        <w:spacing w:after="60" w:line="276"/>
+      </w:pPr>
+      <w:r>
+        <w:rPr>
+          <w:rFonts w:ascii="Calibri" w:cs="Calibri" w:eastAsia="Calibri" w:hAnsi="Calibri"/>
+          <w:b/>
+          <w:sz w:val="22"/>
+          <w:szCs w:val="22"/>
+        </w:rPr>
+        <w:t xml:space="preserve">Video Link: </w:t>
+      </w:r>
+      <w:r>
+        <w:rPr>
+          <w:rFonts w:ascii="Calibri" w:cs="Calibri" w:eastAsia="Calibri" w:hAnsi="Calibri"/>
+          <w:color w:val="1a56db"/>
+          <w:sz w:val="22"/>
+          <w:szCs w:val="22"/>
+          <w:u w:val="single"/>
+        </w:rPr>
+        <w:t xml:space="preserve">https://github.com/veerusgithub/heart-mlops/blob/main/reports/pipeline_demo_video.mp4</w:t>
+      </w:r>
+    </w:p>
+    <w:p>
+      <w:pPr>
+        <w:spacing w:after="0"/>
+      </w:pPr>
+    </w:p>
+    <w:p>
+      <w:pPr>
+        <w:pStyle w:val="Heading1"/>
+        <w:spacing w:after="120" w:before="300"/>
+      </w:pPr>
+      <w:r>
+        <w:rPr>
+          <w:rFonts w:ascii="Calibri" w:cs="Calibri" w:eastAsia="Calibri" w:hAnsi="Calibri"/>
+          <w:b/>
+          <w:bCs/>
+          <w:color w:val="1a56db"/>
+        </w:rPr>
+        <w:t xml:space="preserve">14. Live Public API Deployment</w:t>
+      </w:r>
+    </w:p>
+    <w:p>
+      <w:pPr>
+        <w:spacing w:after="120" w:line="276"/>
+      </w:pPr>
+      <w:r>
+        <w:rPr>
+          <w:rFonts w:ascii="Calibri" w:cs="Calibri" w:eastAsia="Calibri" w:hAnsi="Calibri"/>
+          <w:sz w:val="22"/>
+          <w:szCs w:val="22"/>
+        </w:rPr>
+        <w:t xml:space="preserve">The Heart Disease Risk Prediction API is deployed on Render (free tier) and publicly accessible. The deployment uses the same Docker image built by the CI/CD pipeline, with automatic deploys triggered on push to main.</w:t>
+      </w:r>
+    </w:p>
+    <w:p>
+      <w:pPr>
+        <w:spacing w:after="60" w:line="276"/>
+      </w:pPr>
+      <w:r>
+        <w:rPr>
+          <w:rFonts w:ascii="Calibri" w:cs="Calibri" w:eastAsia="Calibri" w:hAnsi="Calibri"/>
+          <w:b/>
+          <w:sz w:val="22"/>
+          <w:szCs w:val="22"/>
+        </w:rPr>
+        <w:t xml:space="preserve">Live API: </w:t>
+      </w:r>
+      <w:r>
+        <w:rPr>
+          <w:rFonts w:ascii="Calibri" w:cs="Calibri" w:eastAsia="Calibri" w:hAnsi="Calibri"/>
+          <w:color w:val="1a56db"/>
+          <w:sz w:val="22"/>
+          <w:szCs w:val="22"/>
+          <w:u w:val="single"/>
+        </w:rPr>
+        <w:t xml:space="preserve">https://heart-mlops.onrender.com</w:t>
+      </w:r>
+    </w:p>
+    <w:p>
+      <w:pPr>
+        <w:spacing w:after="60" w:line="276"/>
+      </w:pPr>
+      <w:r>
+        <w:rPr>
+          <w:rFonts w:ascii="Calibri" w:cs="Calibri" w:eastAsia="Calibri" w:hAnsi="Calibri"/>
+          <w:b/>
+          <w:sz w:val="22"/>
+          <w:szCs w:val="22"/>
+        </w:rPr>
+        <w:t xml:space="preserve">Swagger UI: </w:t>
+      </w:r>
+      <w:r>
+        <w:rPr>
+          <w:rFonts w:ascii="Calibri" w:cs="Calibri" w:eastAsia="Calibri" w:hAnsi="Calibri"/>
+          <w:color w:val="1a56db"/>
+          <w:sz w:val="22"/>
+          <w:szCs w:val="22"/>
+          <w:u w:val="single"/>
+        </w:rPr>
+        <w:t xml:space="preserve">https://heart-mlops.onrender.com/docs</w:t>
+      </w:r>
+    </w:p>
+    <w:p>
+      <w:pPr>
+        <w:spacing w:after="60" w:line="276"/>
+      </w:pPr>
+      <w:r>
+        <w:rPr>
+          <w:rFonts w:ascii="Calibri" w:cs="Calibri" w:eastAsia="Calibri" w:hAnsi="Calibri"/>
+          <w:b/>
+          <w:sz w:val="22"/>
+          <w:szCs w:val="22"/>
+        </w:rPr>
+        <w:t xml:space="preserve">Health Check: </w:t>
+      </w:r>
+      <w:r>
+        <w:rPr>
+          <w:rFonts w:ascii="Calibri" w:cs="Calibri" w:eastAsia="Calibri" w:hAnsi="Calibri"/>
+          <w:color w:val="1a56db"/>
+          <w:sz w:val="22"/>
+          <w:szCs w:val="22"/>
+          <w:u w:val="single"/>
+        </w:rPr>
+        <w:t xml:space="preserve">https://heart-mlops.onrender.com/health</w:t>
+      </w:r>
+    </w:p>
+    <w:p>
+      <w:pPr>
+        <w:spacing w:after="120" w:line="276"/>
+      </w:pPr>
+      <w:r>
+        <w:rPr>
+          <w:rFonts w:ascii="Calibri" w:cs="Calibri" w:eastAsia="Calibri" w:hAnsi="Calibri"/>
+          <w:sz w:val="22"/>
+          <w:szCs w:val="22"/>
+        </w:rPr>
+        <w:t xml:space="preserve">Endpoints available: GET /health (liveness), POST /predict (single prediction), POST /predict/batch (batch prediction), GET /metrics (Prometheus metrics).</w:t>
+      </w:r>
+    </w:p>
+    <w:p>
+      <w:pPr>
+        <w:spacing w:after="0"/>
+      </w:pPr>
+    </w:p>
+    <w:p>
+      <w:pPr>
+        <w:pStyle w:val="Heading1"/>
+        <w:spacing w:after="120" w:before="300"/>
+      </w:pPr>
+      <w:r>
+        <w:rPr>
+          <w:rFonts w:ascii="Calibri" w:cs="Calibri" w:eastAsia="Calibri" w:hAnsi="Calibri"/>
+          <w:b/>
+          <w:bCs/>
+          <w:color w:val="1a56db"/>
+        </w:rPr>
+        <w:t xml:space="preserve">15. Conclusion</w:t>
       </w:r>
     </w:p>
     <w:p>

--- a/reports/MLOps_Assignment_01_Final_Report.docx
+++ b/reports/MLOps_Assignment_01_Final_Report.docx
@@ -87,14 +87,6 @@
           <w:szCs w:val="26"/>
         </w:rPr>
         <w:t xml:space="preserve">Machine Learning Operations (AIMLCZG523)</w:t>
-      </w:r>
-      <w:r>
-        <w:rPr>
-          <w:rFonts w:ascii="Calibri" w:cs="Calibri" w:eastAsia="Calibri" w:hAnsi="Calibri"/>
-          <w:color w:val="555555"/>
-          <w:sz w:val="26"/>
-          <w:szCs w:val="26"/>
-        </w:rPr>
         <w:br/>
         <w:t xml:space="preserve">
 Assignment 01 — 50 Marks</w:t>
@@ -155,14 +147,6 @@
           <w:szCs w:val="22"/>
         </w:rPr>
         <w:t xml:space="preserve">BITS Pilani — Work Integrated Learning Programme</w:t>
-      </w:r>
-      <w:r>
-        <w:rPr>
-          <w:rFonts w:ascii="Calibri" w:cs="Calibri" w:eastAsia="Calibri" w:hAnsi="Calibri"/>
-          <w:color w:val="555555"/>
-          <w:sz w:val="22"/>
-          <w:szCs w:val="22"/>
-        </w:rPr>
         <w:br/>
         <w:t xml:space="preserve">
 M.Tech in Artificial Intelligence &amp; Machine Learning</w:t>
@@ -3696,6 +3680,62 @@
     </w:p>
     <w:p>
       <w:pPr>
+        <w:spacing w:after="60"/>
+        <w:jc w:val="center"/>
+      </w:pPr>
+      <w:r>
+        <w:drawing>
+          <wp:inline distT="0" distB="0" distL="0" distR="0">
+            <wp:extent cx="5486400" cy="2345143"/>
+            <wp:docPr id="30" name="Helm Deployment"/>
+            <a:graphic xmlns:a="http://schemas.openxmlformats.org/drawingml/2006/main">
+              <a:graphicData uri="http://schemas.openxmlformats.org/drawingml/2006/picture">
+                <pic:pic xmlns:pic="http://schemas.openxmlformats.org/drawingml/2006/picture">
+                  <pic:nvPicPr>
+                    <pic:cNvPr id="30" name="helm_deployment.png"/>
+                    <pic:cNvPicPr/>
+                  </pic:nvPicPr>
+                  <pic:blipFill>
+                    <a:blip xmlns:r="http://schemas.openxmlformats.org/officeDocument/2006/relationships" r:embed="rId25"/>
+                    <a:stretch>
+                      <a:fillRect/>
+                    </a:stretch>
+                  </pic:blipFill>
+                  <pic:spPr>
+                    <a:xfrm>
+                      <a:off x="0" y="0"/>
+                      <a:ext cx="5486400" cy="2345143"/>
+                    </a:xfrm>
+                    <a:prstGeom prst="rect">
+                      <a:avLst/>
+                    </a:prstGeom>
+                  </pic:spPr>
+                </pic:pic>
+              </a:graphicData>
+            </a:graphic>
+          </wp:inline>
+        </w:drawing>
+      </w:r>
+    </w:p>
+    <w:p>
+      <w:pPr>
+        <w:spacing w:after="200"/>
+        <w:jc w:val="center"/>
+      </w:pPr>
+      <w:r>
+        <w:rPr>
+          <w:rFonts w:ascii="Calibri" w:hAnsi="Calibri"/>
+          <w:i/>
+          <w:iCs/>
+          <w:sz w:val="20"/>
+          <w:szCs w:val="20"/>
+          <w:color w:val="555555"/>
+        </w:rPr>
+        <w:t xml:space="preserve">Figure 14: Helm Chart Deployment — helm install, helm list, pods, service, and HPA</w:t>
+      </w:r>
+    </w:p>
+    <w:p>
+      <w:pPr>
         <w:pStyle w:val="Heading2"/>
         <w:spacing w:after="120" w:before="300"/>
       </w:pPr>
